--- a/Students.docx
+++ b/Students.docx
@@ -5,248 +5,193 @@
     <w:p>
       <w:pPr>
         <w:rPr>
+          <w:rFonts w:hint="default"/>
+          <w:b w:val="0"/>
+          <w:bCs w:val="0"/>
+          <w:lang w:val="en-US"/>
+        </w:rPr>
+      </w:pPr>
+      <w:r>
+        <w:rPr>
+          <w:rFonts w:hint="default"/>
+          <w:lang w:val="en-US"/>
+        </w:rPr>
+        <w:t>When importing, the system should select the students of the same class,sort them alphabetically first(in very high speed) and asign the numbers, for instance; for all form ones should be asidgned in the number order of FI.1,2,3,4,5,6,7,8…. not randomly,,(meaning it should find where the form ones are in that uploaded file and sort them first then asign the numbers…</w:t>
+      </w:r>
+      <w:r>
+        <w:rPr>
+          <w:rFonts w:hint="default"/>
           <w:b/>
           <w:bCs/>
-          <w:sz w:val="32"/>
-          <w:szCs w:val="32"/>
-          <w:lang w:val="zh-CN"/>
-        </w:rPr>
-      </w:pPr>
-      <w:r>
-        <w:rPr>
+          <w:lang w:val="en-US"/>
+        </w:rPr>
+        <w:t>ALSO</w:t>
+      </w:r>
+      <w:r>
+        <w:rPr>
+          <w:rFonts w:hint="default"/>
           <w:b/>
           <w:bCs/>
-          <w:sz w:val="32"/>
-          <w:szCs w:val="32"/>
-          <w:lang w:val="zh-CN"/>
-        </w:rPr>
-        <w:t>Students_id_system</w:t>
+          <w:lang w:val="en-US"/>
+        </w:rPr>
+        <w:br w:type="textWrapping"/>
+      </w:r>
+      <w:r>
+        <w:rPr>
+          <w:rFonts w:hint="default"/>
+          <w:b/>
+          <w:bCs/>
+          <w:lang w:val="en-US"/>
+        </w:rPr>
+        <w:br w:type="textWrapping"/>
+      </w:r>
+      <w:r>
+        <w:rPr>
+          <w:rFonts w:hint="default"/>
+          <w:b w:val="0"/>
+          <w:bCs w:val="0"/>
+          <w:lang w:val="en-US"/>
+        </w:rPr>
+        <w:t>make that, if it is 1,january,newyear…. all Ordinary level students should change to the next class, and if form four he/she should be in graduated list, but when it reaches 1,june,newyear Advanced students form five should move to form six and the form six should be in graduated list…</w:t>
+      </w:r>
+      <w:r>
+        <w:rPr>
+          <w:rFonts w:hint="default"/>
+          <w:b/>
+          <w:bCs/>
+          <w:lang w:val="en-US"/>
+        </w:rPr>
+        <w:t>also</w:t>
+      </w:r>
+      <w:r>
+        <w:rPr>
+          <w:rFonts w:hint="default"/>
+          <w:b/>
+          <w:bCs/>
+          <w:lang w:val="en-US"/>
+        </w:rPr>
+        <w:br w:type="textWrapping"/>
+      </w:r>
+      <w:r>
+        <w:rPr>
+          <w:rFonts w:hint="default"/>
+          <w:b/>
+          <w:bCs/>
+          <w:lang w:val="en-US"/>
+        </w:rPr>
+        <w:br w:type="textWrapping"/>
+      </w:r>
+      <w:r>
+        <w:rPr>
+          <w:rFonts w:hint="default"/>
+          <w:b w:val="0"/>
+          <w:bCs w:val="0"/>
+          <w:lang w:val="en-US"/>
+        </w:rPr>
+        <w:t>put the qr codes page that shows qr codes sorted by numbers starting with form one number one to the rest… and put the “Regenerate qr codes” button that will trully rebuild/regenerate the codes but it needs the administrative/ admin’s password…</w:t>
+      </w:r>
+      <w:r>
+        <w:rPr>
+          <w:rFonts w:hint="default"/>
+          <w:b/>
+          <w:bCs/>
+          <w:lang w:val="en-US"/>
+        </w:rPr>
+        <w:t>also</w:t>
       </w:r>
     </w:p>
     <w:p>
       <w:pPr>
         <w:rPr>
-          <w:lang w:val="zh-CN"/>
+          <w:rFonts w:hint="default"/>
+          <w:b/>
+          <w:bCs/>
+          <w:lang w:val="en-US"/>
         </w:rPr>
       </w:pPr>
+      <w:r>
+        <w:rPr>
+          <w:rFonts w:hint="default"/>
+          <w:b w:val="0"/>
+          <w:bCs w:val="0"/>
+          <w:lang w:val="en-US"/>
+        </w:rPr>
+        <w:t>Make in every new year(1st,january)all form one to four students’ qrcode should regenerate automatically. And when it is 1</w:t>
+      </w:r>
+      <w:r>
+        <w:rPr>
+          <w:rFonts w:hint="default"/>
+          <w:b w:val="0"/>
+          <w:bCs w:val="0"/>
+          <w:vertAlign w:val="superscript"/>
+          <w:lang w:val="en-US"/>
+        </w:rPr>
+        <w:t>st</w:t>
+      </w:r>
+      <w:r>
+        <w:rPr>
+          <w:rFonts w:hint="default"/>
+          <w:b w:val="0"/>
+          <w:bCs w:val="0"/>
+          <w:lang w:val="en-US"/>
+        </w:rPr>
+        <w:t>,june make the form five who are moving to six regenerate their qr codes…</w:t>
+      </w:r>
+      <w:r>
+        <w:rPr>
+          <w:rFonts w:hint="default"/>
+          <w:b/>
+          <w:bCs/>
+          <w:lang w:val="en-US"/>
+        </w:rPr>
+        <w:t>also</w:t>
+      </w:r>
     </w:p>
     <w:p>
       <w:pPr>
         <w:rPr>
-          <w:lang w:val="zh-CN"/>
+          <w:rFonts w:hint="default"/>
+          <w:b w:val="0"/>
+          <w:bCs w:val="0"/>
+          <w:i/>
+          <w:iCs/>
+          <w:lang w:val="en-US"/>
         </w:rPr>
       </w:pPr>
-    </w:p>
-    <w:p>
-      <w:pPr>
-        <w:pStyle w:val="13"/>
-        <w:keepNext w:val="0"/>
-        <w:keepLines w:val="0"/>
-        <w:widowControl/>
-        <w:suppressLineNumbers w:val="0"/>
-      </w:pPr>
-      <w:r>
-        <w:t>thank you bro</w:t>
-      </w:r>
-    </w:p>
-    <w:p>
-      <w:pPr>
-        <w:keepNext w:val="0"/>
-        <w:keepLines w:val="0"/>
-        <w:widowControl/>
-        <w:numPr>
-          <w:ilvl w:val="0"/>
-          <w:numId w:val="1"/>
-        </w:numPr>
-        <w:suppressLineNumbers w:val="0"/>
-        <w:spacing w:before="0" w:beforeAutospacing="1" w:after="0" w:afterAutospacing="1"/>
-        <w:ind w:left="1440" w:hanging="360"/>
-      </w:pPr>
-      <w:r>
-        <w:rPr>
-          <w:rFonts w:hint="default"/>
-          <w:lang w:val="en-US"/>
-        </w:rPr>
-        <w:t>(a)</w:t>
-      </w:r>
-    </w:p>
-    <w:p>
-      <w:pPr>
-        <w:pStyle w:val="13"/>
-        <w:keepNext w:val="0"/>
-        <w:keepLines w:val="0"/>
-        <w:widowControl/>
-        <w:suppressLineNumbers w:val="0"/>
-        <w:ind w:left="720"/>
-        <w:rPr>
-          <w:rFonts w:hint="default"/>
-          <w:lang w:val="en-US"/>
-        </w:rPr>
-      </w:pPr>
-      <w:r>
-        <w:t>in the form of registering add the section of Pocket money in which if is saved, it should be changing (reduced or added) accordingly bu this action of edditing after saving needs the admin's password (otherwise the balance should change accordingly) and all the transactions should be saved in both logs and transaction pageand only the super admin can delete them</w:t>
-      </w:r>
-      <w:r>
-        <w:rPr>
-          <w:rFonts w:hint="default"/>
-          <w:lang w:val="en-US"/>
-        </w:rPr>
-        <w:t>… also add the date of birt which will put the age automatically by substracting the actual/present year to the date of birth</w:t>
-      </w:r>
-    </w:p>
-    <w:p>
-      <w:pPr>
-        <w:pStyle w:val="13"/>
-        <w:keepNext w:val="0"/>
-        <w:keepLines w:val="0"/>
-        <w:widowControl/>
-        <w:suppressLineNumbers w:val="0"/>
-        <w:ind w:left="720" w:leftChars="0" w:firstLine="720" w:firstLineChars="0"/>
-        <w:rPr>
-          <w:rFonts w:hint="default"/>
-          <w:lang w:val="en-US"/>
-        </w:rPr>
-      </w:pPr>
-      <w:r>
-        <w:rPr>
-          <w:rFonts w:hint="default"/>
-          <w:lang w:val="en-US"/>
-        </w:rPr>
-        <w:t>(b)</w:t>
-      </w:r>
-      <w:r>
-        <w:t>make the program seen in the local area network</w:t>
-      </w:r>
-      <w:r>
-        <w:rPr>
-          <w:rFonts w:hint="default"/>
-          <w:lang w:val="en-US"/>
-        </w:rPr>
-        <w:t xml:space="preserve"> and the qr codes should show the document not the urls or links, but the document that shows the exact what is in those urls instead</w:t>
+      <w:r>
+        <w:rPr>
+          <w:rFonts w:hint="default"/>
+          <w:b w:val="0"/>
+          <w:bCs w:val="0"/>
+          <w:lang w:val="en-US"/>
+        </w:rPr>
+        <w:t>In both o-level and A-level student cards have the “</w:t>
+      </w:r>
+      <w:r>
+        <w:rPr>
+          <w:rFonts w:hint="default"/>
+          <w:b w:val="0"/>
+          <w:bCs w:val="0"/>
+          <w:i/>
+          <w:iCs/>
+          <w:lang w:val="en-US"/>
+        </w:rPr>
+        <w:t xml:space="preserve">valid untill (31,December)/(31,may) </w:t>
+      </w:r>
+      <w:r>
+        <w:rPr>
+          <w:rFonts w:hint="default"/>
+          <w:b w:val="0"/>
+          <w:bCs w:val="0"/>
+          <w:i w:val="0"/>
+          <w:iCs w:val="0"/>
+          <w:lang w:val="en-US"/>
+        </w:rPr>
+        <w:t>and that will be the expiery date of those qr codes that they should not display anything if they are outdated… but for the graduated ones, put no expiery date for their qrcodes</w:t>
       </w:r>
       <w:bookmarkStart w:id="0" w:name="_GoBack"/>
       <w:bookmarkEnd w:id="0"/>
     </w:p>
-    <w:p>
-      <w:pPr>
-        <w:pStyle w:val="13"/>
-        <w:keepNext w:val="0"/>
-        <w:keepLines w:val="0"/>
-        <w:widowControl/>
-        <w:suppressLineNumbers w:val="0"/>
-        <w:ind w:left="720" w:leftChars="0" w:firstLine="720" w:firstLineChars="0"/>
-        <w:rPr>
-          <w:rFonts w:hint="default"/>
-          <w:lang w:val="en-US"/>
-        </w:rPr>
-      </w:pPr>
-    </w:p>
-    <w:p>
-      <w:pPr>
-        <w:keepNext w:val="0"/>
-        <w:keepLines w:val="0"/>
-        <w:widowControl/>
-        <w:numPr>
-          <w:ilvl w:val="0"/>
-          <w:numId w:val="1"/>
-        </w:numPr>
-        <w:suppressLineNumbers w:val="0"/>
-        <w:spacing w:before="0" w:beforeAutospacing="1" w:after="0" w:afterAutospacing="1"/>
-        <w:ind w:left="1440" w:hanging="360"/>
-      </w:pPr>
-    </w:p>
-    <w:p>
-      <w:pPr>
-        <w:pStyle w:val="13"/>
-        <w:keepNext w:val="0"/>
-        <w:keepLines w:val="0"/>
-        <w:widowControl/>
-        <w:suppressLineNumbers w:val="0"/>
-        <w:ind w:left="720"/>
-      </w:pPr>
-      <w:r>
-        <w:t>in the page of "view" in pocket money show the avilable balance of money and the last 3 date of withdrawing the money or indrawing the money</w:t>
-      </w:r>
-    </w:p>
-    <w:p>
-      <w:pPr>
-        <w:keepNext w:val="0"/>
-        <w:keepLines w:val="0"/>
-        <w:widowControl/>
-        <w:numPr>
-          <w:ilvl w:val="0"/>
-          <w:numId w:val="1"/>
-        </w:numPr>
-        <w:suppressLineNumbers w:val="0"/>
-        <w:spacing w:before="0" w:beforeAutospacing="1" w:after="0" w:afterAutospacing="1"/>
-        <w:ind w:left="1440" w:hanging="360"/>
-      </w:pPr>
-    </w:p>
-    <w:p>
-      <w:pPr>
-        <w:pStyle w:val="13"/>
-        <w:keepNext w:val="0"/>
-        <w:keepLines w:val="0"/>
-        <w:widowControl/>
-        <w:suppressLineNumbers w:val="0"/>
-        <w:ind w:left="720"/>
-      </w:pPr>
-      <w:r>
-        <w:t>when the transaction is done, the programm should send the message to the parent via hatsapp number</w:t>
-      </w:r>
-    </w:p>
-    <w:p>
-      <w:pPr>
-        <w:keepNext w:val="0"/>
-        <w:keepLines w:val="0"/>
-        <w:widowControl/>
-        <w:numPr>
-          <w:ilvl w:val="0"/>
-          <w:numId w:val="1"/>
-        </w:numPr>
-        <w:suppressLineNumbers w:val="0"/>
-        <w:spacing w:before="0" w:beforeAutospacing="1" w:after="0" w:afterAutospacing="1"/>
-        <w:ind w:left="1440" w:hanging="360"/>
-      </w:pPr>
-    </w:p>
-    <w:p>
-      <w:pPr>
-        <w:pStyle w:val="13"/>
-        <w:keepNext w:val="0"/>
-        <w:keepLines w:val="0"/>
-        <w:widowControl/>
-        <w:suppressLineNumbers w:val="0"/>
-        <w:ind w:left="720"/>
-      </w:pPr>
-      <w:r>
-        <w:t>make the admin have the power to add other users who will be asigned as "clerk" who will have the access to everything except audit log and in settings he should only access system theme</w:t>
-      </w:r>
-      <w:r>
-        <w:rPr>
-          <w:rFonts w:hint="default"/>
-          <w:lang w:val="en-US"/>
-        </w:rPr>
-        <w:t>,add or eddit his/her (phone numbers &amp; emails)</w:t>
-      </w:r>
-      <w:r>
-        <w:t xml:space="preserve"> and language settings only</w:t>
-      </w:r>
-    </w:p>
-    <w:p>
-      <w:pPr>
-        <w:keepNext w:val="0"/>
-        <w:keepLines w:val="0"/>
-        <w:widowControl/>
-        <w:numPr>
-          <w:ilvl w:val="0"/>
-          <w:numId w:val="1"/>
-        </w:numPr>
-        <w:suppressLineNumbers w:val="0"/>
-        <w:spacing w:before="0" w:beforeAutospacing="1" w:after="0" w:afterAutospacing="1"/>
-        <w:ind w:left="1440" w:hanging="360"/>
-      </w:pPr>
-    </w:p>
-    <w:p/>
     <w:sectPr>
       <w:pgSz w:w="12240" w:h="15840"/>
       <w:pgMar w:top="1440" w:right="1440" w:bottom="1440" w:left="1440" w:header="720" w:footer="720" w:gutter="0"/>
@@ -305,163 +250,6 @@
     </w:p>
   </w:footnote>
 </w:footnotes>
-</file>
-
-<file path=word/numbering.xml><?xml version="1.0" encoding="utf-8"?>
-<w:numbering xmlns:wpc="http://schemas.microsoft.com/office/word/2010/wordprocessingCanvas" xmlns:mc="http://schemas.openxmlformats.org/markup-compatibility/2006" xmlns:o="urn:schemas-microsoft-com:office:office" xmlns:r="http://schemas.openxmlformats.org/officeDocument/2006/relationships" xmlns:m="http://schemas.openxmlformats.org/officeDocument/2006/math" xmlns:v="urn:schemas-microsoft-com:vml" xmlns:wp14="http://schemas.microsoft.com/office/word/2010/wordprocessingDrawing" xmlns:wp="http://schemas.openxmlformats.org/drawingml/2006/wordprocessingDrawing" xmlns:w10="urn:schemas-microsoft-com:office:word" xmlns:w="http://schemas.openxmlformats.org/wordprocessingml/2006/main" xmlns:w14="http://schemas.microsoft.com/office/word/2010/wordml" xmlns:wpg="http://schemas.microsoft.com/office/word/2010/wordprocessingGroup" xmlns:wpi="http://schemas.microsoft.com/office/word/2010/wordprocessingInk" xmlns:wne="http://schemas.microsoft.com/office/word/2006/wordml" xmlns:wps="http://schemas.microsoft.com/office/word/2010/wordprocessingShape" xmlns:wpsCustomData="http://www.wps.cn/officeDocument/2013/wpsCustomData" mc:Ignorable="w14 wp14">
-  <w:abstractNum w:abstractNumId="0">
-    <w:nsid w:val="9F506531"/>
-    <w:multiLevelType w:val="multilevel"/>
-    <w:tmpl w:val="9F506531"/>
-    <w:lvl w:ilvl="0" w:tentative="0">
-      <w:start w:val="1"/>
-      <w:numFmt w:val="decimal"/>
-      <w:lvlText w:val="%1."/>
-      <w:lvlJc w:val="left"/>
-      <w:pPr>
-        <w:tabs>
-          <w:tab w:val="left" w:pos="720"/>
-        </w:tabs>
-        <w:ind w:left="720" w:hanging="360"/>
-      </w:pPr>
-      <w:rPr>
-        <w:sz w:val="24"/>
-        <w:szCs w:val="24"/>
-      </w:rPr>
-    </w:lvl>
-    <w:lvl w:ilvl="1" w:tentative="0">
-      <w:start w:val="1"/>
-      <w:numFmt w:val="decimal"/>
-      <w:lvlText w:val="%2."/>
-      <w:lvlJc w:val="left"/>
-      <w:pPr>
-        <w:tabs>
-          <w:tab w:val="left" w:pos="1440"/>
-        </w:tabs>
-        <w:ind w:left="1440" w:hanging="360"/>
-      </w:pPr>
-      <w:rPr>
-        <w:sz w:val="24"/>
-        <w:szCs w:val="24"/>
-      </w:rPr>
-    </w:lvl>
-    <w:lvl w:ilvl="2" w:tentative="0">
-      <w:start w:val="1"/>
-      <w:numFmt w:val="decimal"/>
-      <w:lvlText w:val="%3."/>
-      <w:lvlJc w:val="left"/>
-      <w:pPr>
-        <w:tabs>
-          <w:tab w:val="left" w:pos="2160"/>
-        </w:tabs>
-        <w:ind w:left="2160" w:hanging="360"/>
-      </w:pPr>
-      <w:rPr>
-        <w:sz w:val="24"/>
-        <w:szCs w:val="24"/>
-      </w:rPr>
-    </w:lvl>
-    <w:lvl w:ilvl="3" w:tentative="0">
-      <w:start w:val="1"/>
-      <w:numFmt w:val="decimal"/>
-      <w:lvlText w:val="%4."/>
-      <w:lvlJc w:val="left"/>
-      <w:pPr>
-        <w:tabs>
-          <w:tab w:val="left" w:pos="2517"/>
-        </w:tabs>
-        <w:ind w:left="2880" w:hanging="360"/>
-      </w:pPr>
-      <w:rPr>
-        <w:sz w:val="24"/>
-        <w:szCs w:val="24"/>
-      </w:rPr>
-    </w:lvl>
-    <w:lvl w:ilvl="4" w:tentative="0">
-      <w:start w:val="1"/>
-      <w:numFmt w:val="decimal"/>
-      <w:lvlText w:val="%5."/>
-      <w:lvlJc w:val="left"/>
-      <w:pPr>
-        <w:tabs>
-          <w:tab w:val="left" w:pos="3238"/>
-        </w:tabs>
-        <w:ind w:left="3600" w:hanging="360"/>
-      </w:pPr>
-      <w:rPr>
-        <w:sz w:val="24"/>
-        <w:szCs w:val="24"/>
-      </w:rPr>
-    </w:lvl>
-    <w:lvl w:ilvl="5" w:tentative="0">
-      <w:start w:val="1"/>
-      <w:numFmt w:val="decimal"/>
-      <w:lvlText w:val="%6."/>
-      <w:lvlJc w:val="left"/>
-      <w:pPr>
-        <w:tabs>
-          <w:tab w:val="left" w:pos="3958"/>
-        </w:tabs>
-        <w:ind w:left="4320" w:hanging="360"/>
-      </w:pPr>
-      <w:rPr>
-        <w:sz w:val="24"/>
-        <w:szCs w:val="24"/>
-      </w:rPr>
-    </w:lvl>
-    <w:lvl w:ilvl="6" w:tentative="0">
-      <w:start w:val="1"/>
-      <w:numFmt w:val="decimal"/>
-      <w:lvlText w:val="%7."/>
-      <w:lvlJc w:val="left"/>
-      <w:pPr>
-        <w:tabs>
-          <w:tab w:val="left" w:pos="4678"/>
-        </w:tabs>
-        <w:ind w:left="5040" w:hanging="360"/>
-      </w:pPr>
-      <w:rPr>
-        <w:sz w:val="24"/>
-        <w:szCs w:val="24"/>
-      </w:rPr>
-    </w:lvl>
-    <w:lvl w:ilvl="7" w:tentative="0">
-      <w:start w:val="1"/>
-      <w:numFmt w:val="decimal"/>
-      <w:lvlText w:val="%8."/>
-      <w:lvlJc w:val="left"/>
-      <w:pPr>
-        <w:tabs>
-          <w:tab w:val="left" w:pos="5398"/>
-        </w:tabs>
-        <w:ind w:left="5760" w:hanging="360"/>
-      </w:pPr>
-      <w:rPr>
-        <w:sz w:val="24"/>
-        <w:szCs w:val="24"/>
-      </w:rPr>
-    </w:lvl>
-    <w:lvl w:ilvl="8" w:tentative="0">
-      <w:start w:val="1"/>
-      <w:numFmt w:val="decimal"/>
-      <w:lvlText w:val="%9."/>
-      <w:lvlJc w:val="left"/>
-      <w:pPr>
-        <w:tabs>
-          <w:tab w:val="left" w:pos="6118"/>
-        </w:tabs>
-        <w:ind w:left="6480" w:hanging="360"/>
-      </w:pPr>
-      <w:rPr>
-        <w:sz w:val="24"/>
-        <w:szCs w:val="24"/>
-      </w:rPr>
-    </w:lvl>
-  </w:abstractNum>
-  <w:num w:numId="1">
-    <w:abstractNumId w:val="0"/>
-  </w:num>
-</w:numbering>
 </file>
 
 <file path=word/styles.xml><?xml version="1.0" encoding="utf-8"?>

--- a/Students.docx
+++ b/Students.docx
@@ -4,193 +4,170 @@
   <w:body>
     <w:p>
       <w:pPr>
-        <w:rPr>
-          <w:rFonts w:hint="default"/>
-          <w:b w:val="0"/>
-          <w:bCs w:val="0"/>
-          <w:lang w:val="en-US"/>
-        </w:rPr>
-      </w:pPr>
+        <w:pStyle w:val="13"/>
+        <w:keepNext w:val="0"/>
+        <w:keepLines w:val="0"/>
+        <w:widowControl/>
+        <w:suppressLineNumbers w:val="0"/>
+      </w:pPr>
+      <w:r>
+        <w:t>thank you brother, now i want you to mak these things</w:t>
+      </w:r>
+    </w:p>
+    <w:p>
+      <w:pPr>
+        <w:keepNext w:val="0"/>
+        <w:keepLines w:val="0"/>
+        <w:widowControl/>
+        <w:numPr>
+          <w:ilvl w:val="0"/>
+          <w:numId w:val="1"/>
+        </w:numPr>
+        <w:suppressLineNumbers w:val="0"/>
+        <w:spacing w:before="0" w:beforeAutospacing="1" w:after="0" w:afterAutospacing="1"/>
+        <w:ind w:left="1440" w:hanging="360"/>
+      </w:pPr>
+    </w:p>
+    <w:p>
+      <w:pPr>
+        <w:pStyle w:val="13"/>
+        <w:keepNext w:val="0"/>
+        <w:keepLines w:val="0"/>
+        <w:widowControl/>
+        <w:suppressLineNumbers w:val="0"/>
+        <w:ind w:left="720"/>
+      </w:pPr>
+      <w:r>
+        <w:t>add/make the qr codes page taht will have the qrcodes sorted according to the lasses and should have these butons; "print qrcodes" button that will ask the user to choose the class or all students and the "download qr codes" button to download them inform of pdf</w:t>
+      </w:r>
+    </w:p>
+    <w:p>
+      <w:pPr>
+        <w:keepNext w:val="0"/>
+        <w:keepLines w:val="0"/>
+        <w:widowControl/>
+        <w:numPr>
+          <w:ilvl w:val="0"/>
+          <w:numId w:val="1"/>
+        </w:numPr>
+        <w:suppressLineNumbers w:val="0"/>
+        <w:spacing w:before="0" w:beforeAutospacing="1" w:after="0" w:afterAutospacing="1"/>
+        <w:ind w:left="1440" w:hanging="360"/>
+      </w:pPr>
+    </w:p>
+    <w:p>
+      <w:pPr>
+        <w:pStyle w:val="13"/>
+        <w:keepNext w:val="0"/>
+        <w:keepLines w:val="0"/>
+        <w:widowControl/>
+        <w:suppressLineNumbers w:val="0"/>
+      </w:pPr>
+      <w:r>
+        <w:t>2. put the good UI/View for the students card</w:t>
+      </w:r>
+    </w:p>
+    <w:p>
+      <w:pPr>
+        <w:keepNext w:val="0"/>
+        <w:keepLines w:val="0"/>
+        <w:widowControl/>
+        <w:numPr>
+          <w:ilvl w:val="0"/>
+          <w:numId w:val="2"/>
+        </w:numPr>
+        <w:suppressLineNumbers w:val="0"/>
+        <w:spacing w:before="0" w:beforeAutospacing="1" w:after="0" w:afterAutospacing="1"/>
+        <w:ind w:left="1440" w:hanging="360"/>
+      </w:pPr>
+    </w:p>
+    <w:p>
+      <w:pPr>
+        <w:pStyle w:val="13"/>
+        <w:keepNext w:val="0"/>
+        <w:keepLines w:val="0"/>
+        <w:widowControl/>
+        <w:suppressLineNumbers w:val="0"/>
+        <w:ind w:left="720"/>
+      </w:pPr>
+      <w:r>
+        <w:t>make the programm avoid data redundancy by checking whether the student is present and if very thing is equal to new registered student or from the csv importing file, if there is data redundancy it should send the notification to notification page(create it) and when the problem is fixed,,, the programm should put "fixed" status on the respective notification</w:t>
+      </w:r>
+    </w:p>
+    <w:p>
+      <w:pPr>
+        <w:keepNext w:val="0"/>
+        <w:keepLines w:val="0"/>
+        <w:widowControl/>
+        <w:numPr>
+          <w:ilvl w:val="0"/>
+          <w:numId w:val="2"/>
+        </w:numPr>
+        <w:suppressLineNumbers w:val="0"/>
+        <w:spacing w:before="0" w:beforeAutospacing="1" w:after="0" w:afterAutospacing="1"/>
+        <w:ind w:left="1440" w:hanging="360"/>
+      </w:pPr>
+    </w:p>
+    <w:p>
+      <w:pPr>
+        <w:keepNext w:val="0"/>
+        <w:keepLines w:val="0"/>
+        <w:widowControl/>
+        <w:numPr>
+          <w:ilvl w:val="0"/>
+          <w:numId w:val="3"/>
+        </w:numPr>
+        <w:suppressLineNumbers w:val="0"/>
+        <w:spacing w:before="0" w:beforeAutospacing="1" w:after="0" w:afterAutospacing="1"/>
+        <w:ind w:left="1440" w:hanging="360"/>
+      </w:pPr>
+      <w:bookmarkStart w:id="0" w:name="_GoBack"/>
+      <w:bookmarkEnd w:id="0"/>
+    </w:p>
+    <w:p>
+      <w:pPr>
+        <w:pStyle w:val="13"/>
+        <w:keepNext w:val="0"/>
+        <w:keepLines w:val="0"/>
+        <w:widowControl/>
+        <w:suppressLineNumbers w:val="0"/>
+        <w:ind w:left="720"/>
+      </w:pPr>
+      <w:r>
+        <w:t>small screens devices should have a min navbar at the top</w:t>
+      </w:r>
       <w:r>
         <w:rPr>
           <w:rFonts w:hint="default"/>
           <w:lang w:val="en-US"/>
         </w:rPr>
-        <w:t>When importing, the system should select the students of the same class,sort them alphabetically first(in very high speed) and asign the numbers, for instance; for all form ones should be asidgned in the number order of FI.1,2,3,4,5,6,7,8…. not randomly,,(meaning it should find where the form ones are in that uploaded file and sort them first then asign the numbers…</w:t>
+        <w:t xml:space="preserve"> (apart from the bottom bar to navigate the pages)</w:t>
       </w:r>
       <w:r>
-        <w:rPr>
-          <w:rFonts w:hint="default"/>
-          <w:b/>
-          <w:bCs/>
-          <w:lang w:val="en-US"/>
-        </w:rPr>
-        <w:t>ALSO</w:t>
-      </w:r>
-      <w:r>
-        <w:rPr>
-          <w:rFonts w:hint="default"/>
-          <w:b/>
-          <w:bCs/>
-          <w:lang w:val="en-US"/>
-        </w:rPr>
-        <w:br w:type="textWrapping"/>
-      </w:r>
-      <w:r>
-        <w:rPr>
-          <w:rFonts w:hint="default"/>
-          <w:b/>
-          <w:bCs/>
-          <w:lang w:val="en-US"/>
-        </w:rPr>
-        <w:br w:type="textWrapping"/>
-      </w:r>
-      <w:r>
-        <w:rPr>
-          <w:rFonts w:hint="default"/>
-          <w:b w:val="0"/>
-          <w:bCs w:val="0"/>
-          <w:lang w:val="en-US"/>
-        </w:rPr>
-        <w:t>make that, if it is 1,january,newyear…. all Ordinary level students should change to the next class, and if form four he/she should be in graduated list, but when it reaches 1,june,newyear Advanced students form five should move to form six and the form six should be in graduated list…</w:t>
-      </w:r>
-      <w:r>
-        <w:rPr>
-          <w:rFonts w:hint="default"/>
-          <w:b/>
-          <w:bCs/>
-          <w:lang w:val="en-US"/>
-        </w:rPr>
-        <w:t>also</w:t>
-      </w:r>
-      <w:r>
-        <w:rPr>
-          <w:rFonts w:hint="default"/>
-          <w:b/>
-          <w:bCs/>
-          <w:lang w:val="en-US"/>
-        </w:rPr>
-        <w:br w:type="textWrapping"/>
-      </w:r>
-      <w:r>
-        <w:rPr>
-          <w:rFonts w:hint="default"/>
-          <w:b/>
-          <w:bCs/>
-          <w:lang w:val="en-US"/>
-        </w:rPr>
-        <w:br w:type="textWrapping"/>
-      </w:r>
-      <w:r>
-        <w:rPr>
-          <w:rFonts w:hint="default"/>
-          <w:b w:val="0"/>
-          <w:bCs w:val="0"/>
-          <w:lang w:val="en-US"/>
-        </w:rPr>
-        <w:t>put the qr codes page that shows qr codes sorted by numbers starting with form one number one to the rest… and put the “Regenerate qr codes” button that will trully rebuild/regenerate the codes but it needs the administrative/ admin’s password…</w:t>
-      </w:r>
-      <w:r>
-        <w:rPr>
-          <w:rFonts w:hint="default"/>
-          <w:b/>
-          <w:bCs/>
-          <w:lang w:val="en-US"/>
-        </w:rPr>
-        <w:t>also</w:t>
+        <w:t xml:space="preserve"> of the students page that will have the "Student Information", "Parents / Guardian", "Community &amp; Address", "Pocket Money", "Student's card", "Lost Items" buttons that when they are pressed, they should scroll to the axactly place of the page.</w:t>
       </w:r>
     </w:p>
     <w:p>
       <w:pPr>
+        <w:keepNext w:val="0"/>
+        <w:keepLines w:val="0"/>
+        <w:widowControl/>
+        <w:numPr>
+          <w:ilvl w:val="0"/>
+          <w:numId w:val="3"/>
+        </w:numPr>
+        <w:suppressLineNumbers w:val="0"/>
+        <w:spacing w:before="0" w:beforeAutospacing="1" w:after="0" w:afterAutospacing="1"/>
+        <w:ind w:left="1440" w:hanging="360"/>
+      </w:pPr>
+    </w:p>
+    <w:p>
+      <w:pPr>
         <w:rPr>
           <w:rFonts w:hint="default"/>
-          <w:b/>
-          <w:bCs/>
           <w:lang w:val="en-US"/>
         </w:rPr>
       </w:pPr>
-      <w:r>
-        <w:rPr>
-          <w:rFonts w:hint="default"/>
-          <w:b w:val="0"/>
-          <w:bCs w:val="0"/>
-          <w:lang w:val="en-US"/>
-        </w:rPr>
-        <w:t>Make in every new year(1st,january)all form one to four students’ qrcode should regenerate automatically. And when it is 1</w:t>
-      </w:r>
-      <w:r>
-        <w:rPr>
-          <w:rFonts w:hint="default"/>
-          <w:b w:val="0"/>
-          <w:bCs w:val="0"/>
-          <w:vertAlign w:val="superscript"/>
-          <w:lang w:val="en-US"/>
-        </w:rPr>
-        <w:t>st</w:t>
-      </w:r>
-      <w:r>
-        <w:rPr>
-          <w:rFonts w:hint="default"/>
-          <w:b w:val="0"/>
-          <w:bCs w:val="0"/>
-          <w:lang w:val="en-US"/>
-        </w:rPr>
-        <w:t>,june make the form five who are moving to six regenerate their qr codes…</w:t>
-      </w:r>
-      <w:r>
-        <w:rPr>
-          <w:rFonts w:hint="default"/>
-          <w:b/>
-          <w:bCs/>
-          <w:lang w:val="en-US"/>
-        </w:rPr>
-        <w:t>also</w:t>
-      </w:r>
-    </w:p>
-    <w:p>
-      <w:pPr>
-        <w:rPr>
-          <w:rFonts w:hint="default"/>
-          <w:b w:val="0"/>
-          <w:bCs w:val="0"/>
-          <w:i/>
-          <w:iCs/>
-          <w:lang w:val="en-US"/>
-        </w:rPr>
-      </w:pPr>
-      <w:r>
-        <w:rPr>
-          <w:rFonts w:hint="default"/>
-          <w:b w:val="0"/>
-          <w:bCs w:val="0"/>
-          <w:lang w:val="en-US"/>
-        </w:rPr>
-        <w:t>In both o-level and A-level student cards have the “</w:t>
-      </w:r>
-      <w:r>
-        <w:rPr>
-          <w:rFonts w:hint="default"/>
-          <w:b w:val="0"/>
-          <w:bCs w:val="0"/>
-          <w:i/>
-          <w:iCs/>
-          <w:lang w:val="en-US"/>
-        </w:rPr>
-        <w:t xml:space="preserve">valid untill (31,December)/(31,may) </w:t>
-      </w:r>
-      <w:r>
-        <w:rPr>
-          <w:rFonts w:hint="default"/>
-          <w:b w:val="0"/>
-          <w:bCs w:val="0"/>
-          <w:i w:val="0"/>
-          <w:iCs w:val="0"/>
-          <w:lang w:val="en-US"/>
-        </w:rPr>
-        <w:t>and that will be the expiery date of those qr codes that they should not display anything if they are outdated… but for the graduated ones, put no expiery date for their qrcodes</w:t>
-      </w:r>
-      <w:bookmarkStart w:id="0" w:name="_GoBack"/>
-      <w:bookmarkEnd w:id="0"/>
     </w:p>
     <w:sectPr>
       <w:pgSz w:w="12240" w:h="15840"/>
@@ -250,6 +227,467 @@
     </w:p>
   </w:footnote>
 </w:footnotes>
+</file>
+
+<file path=word/numbering.xml><?xml version="1.0" encoding="utf-8"?>
+<w:numbering xmlns:wpc="http://schemas.microsoft.com/office/word/2010/wordprocessingCanvas" xmlns:mc="http://schemas.openxmlformats.org/markup-compatibility/2006" xmlns:o="urn:schemas-microsoft-com:office:office" xmlns:r="http://schemas.openxmlformats.org/officeDocument/2006/relationships" xmlns:m="http://schemas.openxmlformats.org/officeDocument/2006/math" xmlns:v="urn:schemas-microsoft-com:vml" xmlns:wp14="http://schemas.microsoft.com/office/word/2010/wordprocessingDrawing" xmlns:wp="http://schemas.openxmlformats.org/drawingml/2006/wordprocessingDrawing" xmlns:w10="urn:schemas-microsoft-com:office:word" xmlns:w="http://schemas.openxmlformats.org/wordprocessingml/2006/main" xmlns:w14="http://schemas.microsoft.com/office/word/2010/wordml" xmlns:wpg="http://schemas.microsoft.com/office/word/2010/wordprocessingGroup" xmlns:wpi="http://schemas.microsoft.com/office/word/2010/wordprocessingInk" xmlns:wne="http://schemas.microsoft.com/office/word/2006/wordml" xmlns:wps="http://schemas.microsoft.com/office/word/2010/wordprocessingShape" xmlns:wpsCustomData="http://www.wps.cn/officeDocument/2013/wpsCustomData" mc:Ignorable="w14 wp14">
+  <w:abstractNum w:abstractNumId="0">
+    <w:nsid w:val="949BA052"/>
+    <w:multiLevelType w:val="multilevel"/>
+    <w:tmpl w:val="949BA052"/>
+    <w:lvl w:ilvl="0" w:tentative="0">
+      <w:start w:val="1"/>
+      <w:numFmt w:val="decimal"/>
+      <w:lvlText w:val="%1."/>
+      <w:lvlJc w:val="left"/>
+      <w:pPr>
+        <w:tabs>
+          <w:tab w:val="left" w:pos="720"/>
+        </w:tabs>
+        <w:ind w:left="720" w:hanging="360"/>
+      </w:pPr>
+      <w:rPr>
+        <w:sz w:val="24"/>
+        <w:szCs w:val="24"/>
+      </w:rPr>
+    </w:lvl>
+    <w:lvl w:ilvl="1" w:tentative="0">
+      <w:start w:val="1"/>
+      <w:numFmt w:val="decimal"/>
+      <w:lvlText w:val="%2."/>
+      <w:lvlJc w:val="left"/>
+      <w:pPr>
+        <w:tabs>
+          <w:tab w:val="left" w:pos="1440"/>
+        </w:tabs>
+        <w:ind w:left="1440" w:hanging="360"/>
+      </w:pPr>
+      <w:rPr>
+        <w:sz w:val="24"/>
+        <w:szCs w:val="24"/>
+      </w:rPr>
+    </w:lvl>
+    <w:lvl w:ilvl="2" w:tentative="0">
+      <w:start w:val="1"/>
+      <w:numFmt w:val="decimal"/>
+      <w:lvlText w:val="%3."/>
+      <w:lvlJc w:val="left"/>
+      <w:pPr>
+        <w:tabs>
+          <w:tab w:val="left" w:pos="2160"/>
+        </w:tabs>
+        <w:ind w:left="2160" w:hanging="360"/>
+      </w:pPr>
+      <w:rPr>
+        <w:sz w:val="24"/>
+        <w:szCs w:val="24"/>
+      </w:rPr>
+    </w:lvl>
+    <w:lvl w:ilvl="3" w:tentative="0">
+      <w:start w:val="1"/>
+      <w:numFmt w:val="decimal"/>
+      <w:lvlText w:val="%4."/>
+      <w:lvlJc w:val="left"/>
+      <w:pPr>
+        <w:tabs>
+          <w:tab w:val="left" w:pos="2517"/>
+        </w:tabs>
+        <w:ind w:left="2880" w:hanging="360"/>
+      </w:pPr>
+      <w:rPr>
+        <w:sz w:val="24"/>
+        <w:szCs w:val="24"/>
+      </w:rPr>
+    </w:lvl>
+    <w:lvl w:ilvl="4" w:tentative="0">
+      <w:start w:val="1"/>
+      <w:numFmt w:val="decimal"/>
+      <w:lvlText w:val="%5."/>
+      <w:lvlJc w:val="left"/>
+      <w:pPr>
+        <w:tabs>
+          <w:tab w:val="left" w:pos="3238"/>
+        </w:tabs>
+        <w:ind w:left="3600" w:hanging="360"/>
+      </w:pPr>
+      <w:rPr>
+        <w:sz w:val="24"/>
+        <w:szCs w:val="24"/>
+      </w:rPr>
+    </w:lvl>
+    <w:lvl w:ilvl="5" w:tentative="0">
+      <w:start w:val="1"/>
+      <w:numFmt w:val="decimal"/>
+      <w:lvlText w:val="%6."/>
+      <w:lvlJc w:val="left"/>
+      <w:pPr>
+        <w:tabs>
+          <w:tab w:val="left" w:pos="3958"/>
+        </w:tabs>
+        <w:ind w:left="4320" w:hanging="360"/>
+      </w:pPr>
+      <w:rPr>
+        <w:sz w:val="24"/>
+        <w:szCs w:val="24"/>
+      </w:rPr>
+    </w:lvl>
+    <w:lvl w:ilvl="6" w:tentative="0">
+      <w:start w:val="1"/>
+      <w:numFmt w:val="decimal"/>
+      <w:lvlText w:val="%7."/>
+      <w:lvlJc w:val="left"/>
+      <w:pPr>
+        <w:tabs>
+          <w:tab w:val="left" w:pos="4678"/>
+        </w:tabs>
+        <w:ind w:left="5040" w:hanging="360"/>
+      </w:pPr>
+      <w:rPr>
+        <w:sz w:val="24"/>
+        <w:szCs w:val="24"/>
+      </w:rPr>
+    </w:lvl>
+    <w:lvl w:ilvl="7" w:tentative="0">
+      <w:start w:val="1"/>
+      <w:numFmt w:val="decimal"/>
+      <w:lvlText w:val="%8."/>
+      <w:lvlJc w:val="left"/>
+      <w:pPr>
+        <w:tabs>
+          <w:tab w:val="left" w:pos="5398"/>
+        </w:tabs>
+        <w:ind w:left="5760" w:hanging="360"/>
+      </w:pPr>
+      <w:rPr>
+        <w:sz w:val="24"/>
+        <w:szCs w:val="24"/>
+      </w:rPr>
+    </w:lvl>
+    <w:lvl w:ilvl="8" w:tentative="0">
+      <w:start w:val="1"/>
+      <w:numFmt w:val="decimal"/>
+      <w:lvlText w:val="%9."/>
+      <w:lvlJc w:val="left"/>
+      <w:pPr>
+        <w:tabs>
+          <w:tab w:val="left" w:pos="6118"/>
+        </w:tabs>
+        <w:ind w:left="6480" w:hanging="360"/>
+      </w:pPr>
+      <w:rPr>
+        <w:sz w:val="24"/>
+        <w:szCs w:val="24"/>
+      </w:rPr>
+    </w:lvl>
+  </w:abstractNum>
+  <w:abstractNum w:abstractNumId="1">
+    <w:nsid w:val="34CF2477"/>
+    <w:multiLevelType w:val="multilevel"/>
+    <w:tmpl w:val="34CF2477"/>
+    <w:lvl w:ilvl="0" w:tentative="0">
+      <w:start w:val="1"/>
+      <w:numFmt w:val="decimal"/>
+      <w:lvlText w:val="%1."/>
+      <w:lvlJc w:val="left"/>
+      <w:pPr>
+        <w:tabs>
+          <w:tab w:val="left" w:pos="720"/>
+        </w:tabs>
+        <w:ind w:left="720" w:hanging="360"/>
+      </w:pPr>
+      <w:rPr>
+        <w:sz w:val="24"/>
+        <w:szCs w:val="24"/>
+      </w:rPr>
+    </w:lvl>
+    <w:lvl w:ilvl="1" w:tentative="0">
+      <w:start w:val="1"/>
+      <w:numFmt w:val="decimal"/>
+      <w:lvlText w:val="%2."/>
+      <w:lvlJc w:val="left"/>
+      <w:pPr>
+        <w:tabs>
+          <w:tab w:val="left" w:pos="1440"/>
+        </w:tabs>
+        <w:ind w:left="1440" w:hanging="360"/>
+      </w:pPr>
+      <w:rPr>
+        <w:sz w:val="24"/>
+        <w:szCs w:val="24"/>
+      </w:rPr>
+    </w:lvl>
+    <w:lvl w:ilvl="2" w:tentative="0">
+      <w:start w:val="1"/>
+      <w:numFmt w:val="decimal"/>
+      <w:lvlText w:val="%3."/>
+      <w:lvlJc w:val="left"/>
+      <w:pPr>
+        <w:tabs>
+          <w:tab w:val="left" w:pos="2160"/>
+        </w:tabs>
+        <w:ind w:left="2160" w:hanging="360"/>
+      </w:pPr>
+      <w:rPr>
+        <w:sz w:val="24"/>
+        <w:szCs w:val="24"/>
+      </w:rPr>
+    </w:lvl>
+    <w:lvl w:ilvl="3" w:tentative="0">
+      <w:start w:val="1"/>
+      <w:numFmt w:val="decimal"/>
+      <w:lvlText w:val="%4."/>
+      <w:lvlJc w:val="left"/>
+      <w:pPr>
+        <w:tabs>
+          <w:tab w:val="left" w:pos="2517"/>
+        </w:tabs>
+        <w:ind w:left="2880" w:hanging="360"/>
+      </w:pPr>
+      <w:rPr>
+        <w:sz w:val="24"/>
+        <w:szCs w:val="24"/>
+      </w:rPr>
+    </w:lvl>
+    <w:lvl w:ilvl="4" w:tentative="0">
+      <w:start w:val="1"/>
+      <w:numFmt w:val="decimal"/>
+      <w:lvlText w:val="%5."/>
+      <w:lvlJc w:val="left"/>
+      <w:pPr>
+        <w:tabs>
+          <w:tab w:val="left" w:pos="3238"/>
+        </w:tabs>
+        <w:ind w:left="3600" w:hanging="360"/>
+      </w:pPr>
+      <w:rPr>
+        <w:sz w:val="24"/>
+        <w:szCs w:val="24"/>
+      </w:rPr>
+    </w:lvl>
+    <w:lvl w:ilvl="5" w:tentative="0">
+      <w:start w:val="1"/>
+      <w:numFmt w:val="decimal"/>
+      <w:lvlText w:val="%6."/>
+      <w:lvlJc w:val="left"/>
+      <w:pPr>
+        <w:tabs>
+          <w:tab w:val="left" w:pos="3958"/>
+        </w:tabs>
+        <w:ind w:left="4320" w:hanging="360"/>
+      </w:pPr>
+      <w:rPr>
+        <w:sz w:val="24"/>
+        <w:szCs w:val="24"/>
+      </w:rPr>
+    </w:lvl>
+    <w:lvl w:ilvl="6" w:tentative="0">
+      <w:start w:val="1"/>
+      <w:numFmt w:val="decimal"/>
+      <w:lvlText w:val="%7."/>
+      <w:lvlJc w:val="left"/>
+      <w:pPr>
+        <w:tabs>
+          <w:tab w:val="left" w:pos="4678"/>
+        </w:tabs>
+        <w:ind w:left="5040" w:hanging="360"/>
+      </w:pPr>
+      <w:rPr>
+        <w:sz w:val="24"/>
+        <w:szCs w:val="24"/>
+      </w:rPr>
+    </w:lvl>
+    <w:lvl w:ilvl="7" w:tentative="0">
+      <w:start w:val="1"/>
+      <w:numFmt w:val="decimal"/>
+      <w:lvlText w:val="%8."/>
+      <w:lvlJc w:val="left"/>
+      <w:pPr>
+        <w:tabs>
+          <w:tab w:val="left" w:pos="5398"/>
+        </w:tabs>
+        <w:ind w:left="5760" w:hanging="360"/>
+      </w:pPr>
+      <w:rPr>
+        <w:sz w:val="24"/>
+        <w:szCs w:val="24"/>
+      </w:rPr>
+    </w:lvl>
+    <w:lvl w:ilvl="8" w:tentative="0">
+      <w:start w:val="1"/>
+      <w:numFmt w:val="decimal"/>
+      <w:lvlText w:val="%9."/>
+      <w:lvlJc w:val="left"/>
+      <w:pPr>
+        <w:tabs>
+          <w:tab w:val="left" w:pos="6118"/>
+        </w:tabs>
+        <w:ind w:left="6480" w:hanging="360"/>
+      </w:pPr>
+      <w:rPr>
+        <w:sz w:val="24"/>
+        <w:szCs w:val="24"/>
+      </w:rPr>
+    </w:lvl>
+  </w:abstractNum>
+  <w:abstractNum w:abstractNumId="2">
+    <w:nsid w:val="5315C383"/>
+    <w:multiLevelType w:val="multilevel"/>
+    <w:tmpl w:val="5315C383"/>
+    <w:lvl w:ilvl="0" w:tentative="0">
+      <w:start w:val="1"/>
+      <w:numFmt w:val="decimal"/>
+      <w:lvlText w:val="%1."/>
+      <w:lvlJc w:val="left"/>
+      <w:pPr>
+        <w:tabs>
+          <w:tab w:val="left" w:pos="720"/>
+        </w:tabs>
+        <w:ind w:left="720" w:hanging="360"/>
+      </w:pPr>
+      <w:rPr>
+        <w:sz w:val="24"/>
+        <w:szCs w:val="24"/>
+      </w:rPr>
+    </w:lvl>
+    <w:lvl w:ilvl="1" w:tentative="0">
+      <w:start w:val="1"/>
+      <w:numFmt w:val="decimal"/>
+      <w:lvlText w:val="%2."/>
+      <w:lvlJc w:val="left"/>
+      <w:pPr>
+        <w:tabs>
+          <w:tab w:val="left" w:pos="1440"/>
+        </w:tabs>
+        <w:ind w:left="1440" w:hanging="360"/>
+      </w:pPr>
+      <w:rPr>
+        <w:sz w:val="24"/>
+        <w:szCs w:val="24"/>
+      </w:rPr>
+    </w:lvl>
+    <w:lvl w:ilvl="2" w:tentative="0">
+      <w:start w:val="1"/>
+      <w:numFmt w:val="decimal"/>
+      <w:lvlText w:val="%3."/>
+      <w:lvlJc w:val="left"/>
+      <w:pPr>
+        <w:tabs>
+          <w:tab w:val="left" w:pos="2160"/>
+        </w:tabs>
+        <w:ind w:left="2160" w:hanging="360"/>
+      </w:pPr>
+      <w:rPr>
+        <w:sz w:val="24"/>
+        <w:szCs w:val="24"/>
+      </w:rPr>
+    </w:lvl>
+    <w:lvl w:ilvl="3" w:tentative="0">
+      <w:start w:val="1"/>
+      <w:numFmt w:val="decimal"/>
+      <w:lvlText w:val="%4."/>
+      <w:lvlJc w:val="left"/>
+      <w:pPr>
+        <w:tabs>
+          <w:tab w:val="left" w:pos="2517"/>
+        </w:tabs>
+        <w:ind w:left="2880" w:hanging="360"/>
+      </w:pPr>
+      <w:rPr>
+        <w:sz w:val="24"/>
+        <w:szCs w:val="24"/>
+      </w:rPr>
+    </w:lvl>
+    <w:lvl w:ilvl="4" w:tentative="0">
+      <w:start w:val="1"/>
+      <w:numFmt w:val="decimal"/>
+      <w:lvlText w:val="%5."/>
+      <w:lvlJc w:val="left"/>
+      <w:pPr>
+        <w:tabs>
+          <w:tab w:val="left" w:pos="3238"/>
+        </w:tabs>
+        <w:ind w:left="3600" w:hanging="360"/>
+      </w:pPr>
+      <w:rPr>
+        <w:sz w:val="24"/>
+        <w:szCs w:val="24"/>
+      </w:rPr>
+    </w:lvl>
+    <w:lvl w:ilvl="5" w:tentative="0">
+      <w:start w:val="1"/>
+      <w:numFmt w:val="decimal"/>
+      <w:lvlText w:val="%6."/>
+      <w:lvlJc w:val="left"/>
+      <w:pPr>
+        <w:tabs>
+          <w:tab w:val="left" w:pos="3958"/>
+        </w:tabs>
+        <w:ind w:left="4320" w:hanging="360"/>
+      </w:pPr>
+      <w:rPr>
+        <w:sz w:val="24"/>
+        <w:szCs w:val="24"/>
+      </w:rPr>
+    </w:lvl>
+    <w:lvl w:ilvl="6" w:tentative="0">
+      <w:start w:val="1"/>
+      <w:numFmt w:val="decimal"/>
+      <w:lvlText w:val="%7."/>
+      <w:lvlJc w:val="left"/>
+      <w:pPr>
+        <w:tabs>
+          <w:tab w:val="left" w:pos="4678"/>
+        </w:tabs>
+        <w:ind w:left="5040" w:hanging="360"/>
+      </w:pPr>
+      <w:rPr>
+        <w:sz w:val="24"/>
+        <w:szCs w:val="24"/>
+      </w:rPr>
+    </w:lvl>
+    <w:lvl w:ilvl="7" w:tentative="0">
+      <w:start w:val="1"/>
+      <w:numFmt w:val="decimal"/>
+      <w:lvlText w:val="%8."/>
+      <w:lvlJc w:val="left"/>
+      <w:pPr>
+        <w:tabs>
+          <w:tab w:val="left" w:pos="5398"/>
+        </w:tabs>
+        <w:ind w:left="5760" w:hanging="360"/>
+      </w:pPr>
+      <w:rPr>
+        <w:sz w:val="24"/>
+        <w:szCs w:val="24"/>
+      </w:rPr>
+    </w:lvl>
+    <w:lvl w:ilvl="8" w:tentative="0">
+      <w:start w:val="1"/>
+      <w:numFmt w:val="decimal"/>
+      <w:lvlText w:val="%9."/>
+      <w:lvlJc w:val="left"/>
+      <w:pPr>
+        <w:tabs>
+          <w:tab w:val="left" w:pos="6118"/>
+        </w:tabs>
+        <w:ind w:left="6480" w:hanging="360"/>
+      </w:pPr>
+      <w:rPr>
+        <w:sz w:val="24"/>
+        <w:szCs w:val="24"/>
+      </w:rPr>
+    </w:lvl>
+  </w:abstractNum>
+  <w:num w:numId="1">
+    <w:abstractNumId w:val="0"/>
+  </w:num>
+  <w:num w:numId="2">
+    <w:abstractNumId w:val="2"/>
+  </w:num>
+  <w:num w:numId="3">
+    <w:abstractNumId w:val="1"/>
+  </w:num>
+</w:numbering>
 </file>
 
 <file path=word/styles.xml><?xml version="1.0" encoding="utf-8"?>

--- a/Students.docx
+++ b/Students.docx
@@ -11,155 +11,8 @@
         <w:suppressLineNumbers w:val="0"/>
       </w:pPr>
       <w:r>
-        <w:t>thank you brother, now i want you to mak these things</w:t>
+        <w:t>sasa weka option ya auto fix(ambayo itafix baadhi ya mambo yanayowezekana kuwa fixed automatically kwenye system kutokana na hizo notifications found</w:t>
       </w:r>
-    </w:p>
-    <w:p>
-      <w:pPr>
-        <w:keepNext w:val="0"/>
-        <w:keepLines w:val="0"/>
-        <w:widowControl/>
-        <w:numPr>
-          <w:ilvl w:val="0"/>
-          <w:numId w:val="1"/>
-        </w:numPr>
-        <w:suppressLineNumbers w:val="0"/>
-        <w:spacing w:before="0" w:beforeAutospacing="1" w:after="0" w:afterAutospacing="1"/>
-        <w:ind w:left="1440" w:hanging="360"/>
-      </w:pPr>
-    </w:p>
-    <w:p>
-      <w:pPr>
-        <w:pStyle w:val="13"/>
-        <w:keepNext w:val="0"/>
-        <w:keepLines w:val="0"/>
-        <w:widowControl/>
-        <w:suppressLineNumbers w:val="0"/>
-        <w:ind w:left="720"/>
-      </w:pPr>
-      <w:r>
-        <w:t>add/make the qr codes page taht will have the qrcodes sorted according to the lasses and should have these butons; "print qrcodes" button that will ask the user to choose the class or all students and the "download qr codes" button to download them inform of pdf</w:t>
-      </w:r>
-    </w:p>
-    <w:p>
-      <w:pPr>
-        <w:keepNext w:val="0"/>
-        <w:keepLines w:val="0"/>
-        <w:widowControl/>
-        <w:numPr>
-          <w:ilvl w:val="0"/>
-          <w:numId w:val="1"/>
-        </w:numPr>
-        <w:suppressLineNumbers w:val="0"/>
-        <w:spacing w:before="0" w:beforeAutospacing="1" w:after="0" w:afterAutospacing="1"/>
-        <w:ind w:left="1440" w:hanging="360"/>
-      </w:pPr>
-    </w:p>
-    <w:p>
-      <w:pPr>
-        <w:pStyle w:val="13"/>
-        <w:keepNext w:val="0"/>
-        <w:keepLines w:val="0"/>
-        <w:widowControl/>
-        <w:suppressLineNumbers w:val="0"/>
-      </w:pPr>
-      <w:r>
-        <w:t>2. put the good UI/View for the students card</w:t>
-      </w:r>
-    </w:p>
-    <w:p>
-      <w:pPr>
-        <w:keepNext w:val="0"/>
-        <w:keepLines w:val="0"/>
-        <w:widowControl/>
-        <w:numPr>
-          <w:ilvl w:val="0"/>
-          <w:numId w:val="2"/>
-        </w:numPr>
-        <w:suppressLineNumbers w:val="0"/>
-        <w:spacing w:before="0" w:beforeAutospacing="1" w:after="0" w:afterAutospacing="1"/>
-        <w:ind w:left="1440" w:hanging="360"/>
-      </w:pPr>
-    </w:p>
-    <w:p>
-      <w:pPr>
-        <w:pStyle w:val="13"/>
-        <w:keepNext w:val="0"/>
-        <w:keepLines w:val="0"/>
-        <w:widowControl/>
-        <w:suppressLineNumbers w:val="0"/>
-        <w:ind w:left="720"/>
-      </w:pPr>
-      <w:r>
-        <w:t>make the programm avoid data redundancy by checking whether the student is present and if very thing is equal to new registered student or from the csv importing file, if there is data redundancy it should send the notification to notification page(create it) and when the problem is fixed,,, the programm should put "fixed" status on the respective notification</w:t>
-      </w:r>
-    </w:p>
-    <w:p>
-      <w:pPr>
-        <w:keepNext w:val="0"/>
-        <w:keepLines w:val="0"/>
-        <w:widowControl/>
-        <w:numPr>
-          <w:ilvl w:val="0"/>
-          <w:numId w:val="2"/>
-        </w:numPr>
-        <w:suppressLineNumbers w:val="0"/>
-        <w:spacing w:before="0" w:beforeAutospacing="1" w:after="0" w:afterAutospacing="1"/>
-        <w:ind w:left="1440" w:hanging="360"/>
-      </w:pPr>
-    </w:p>
-    <w:p>
-      <w:pPr>
-        <w:keepNext w:val="0"/>
-        <w:keepLines w:val="0"/>
-        <w:widowControl/>
-        <w:numPr>
-          <w:ilvl w:val="0"/>
-          <w:numId w:val="3"/>
-        </w:numPr>
-        <w:suppressLineNumbers w:val="0"/>
-        <w:spacing w:before="0" w:beforeAutospacing="1" w:after="0" w:afterAutospacing="1"/>
-        <w:ind w:left="1440" w:hanging="360"/>
-      </w:pPr>
-      <w:bookmarkStart w:id="0" w:name="_GoBack"/>
-      <w:bookmarkEnd w:id="0"/>
-    </w:p>
-    <w:p>
-      <w:pPr>
-        <w:pStyle w:val="13"/>
-        <w:keepNext w:val="0"/>
-        <w:keepLines w:val="0"/>
-        <w:widowControl/>
-        <w:suppressLineNumbers w:val="0"/>
-        <w:ind w:left="720"/>
-      </w:pPr>
-      <w:r>
-        <w:t>small screens devices should have a min navbar at the top</w:t>
-      </w:r>
-      <w:r>
-        <w:rPr>
-          <w:rFonts w:hint="default"/>
-          <w:lang w:val="en-US"/>
-        </w:rPr>
-        <w:t xml:space="preserve"> (apart from the bottom bar to navigate the pages)</w:t>
-      </w:r>
-      <w:r>
-        <w:t xml:space="preserve"> of the students page that will have the "Student Information", "Parents / Guardian", "Community &amp; Address", "Pocket Money", "Student's card", "Lost Items" buttons that when they are pressed, they should scroll to the axactly place of the page.</w:t>
-      </w:r>
-    </w:p>
-    <w:p>
-      <w:pPr>
-        <w:keepNext w:val="0"/>
-        <w:keepLines w:val="0"/>
-        <w:widowControl/>
-        <w:numPr>
-          <w:ilvl w:val="0"/>
-          <w:numId w:val="3"/>
-        </w:numPr>
-        <w:suppressLineNumbers w:val="0"/>
-        <w:spacing w:before="0" w:beforeAutospacing="1" w:after="0" w:afterAutospacing="1"/>
-        <w:ind w:left="1440" w:hanging="360"/>
-      </w:pPr>
     </w:p>
     <w:p>
       <w:pPr>
@@ -168,6 +21,8 @@
           <w:lang w:val="en-US"/>
         </w:rPr>
       </w:pPr>
+      <w:bookmarkStart w:id="0" w:name="_GoBack"/>
+      <w:bookmarkEnd w:id="0"/>
     </w:p>
     <w:sectPr>
       <w:pgSz w:w="12240" w:h="15840"/>
@@ -227,467 +82,6 @@
     </w:p>
   </w:footnote>
 </w:footnotes>
-</file>
-
-<file path=word/numbering.xml><?xml version="1.0" encoding="utf-8"?>
-<w:numbering xmlns:wpc="http://schemas.microsoft.com/office/word/2010/wordprocessingCanvas" xmlns:mc="http://schemas.openxmlformats.org/markup-compatibility/2006" xmlns:o="urn:schemas-microsoft-com:office:office" xmlns:r="http://schemas.openxmlformats.org/officeDocument/2006/relationships" xmlns:m="http://schemas.openxmlformats.org/officeDocument/2006/math" xmlns:v="urn:schemas-microsoft-com:vml" xmlns:wp14="http://schemas.microsoft.com/office/word/2010/wordprocessingDrawing" xmlns:wp="http://schemas.openxmlformats.org/drawingml/2006/wordprocessingDrawing" xmlns:w10="urn:schemas-microsoft-com:office:word" xmlns:w="http://schemas.openxmlformats.org/wordprocessingml/2006/main" xmlns:w14="http://schemas.microsoft.com/office/word/2010/wordml" xmlns:wpg="http://schemas.microsoft.com/office/word/2010/wordprocessingGroup" xmlns:wpi="http://schemas.microsoft.com/office/word/2010/wordprocessingInk" xmlns:wne="http://schemas.microsoft.com/office/word/2006/wordml" xmlns:wps="http://schemas.microsoft.com/office/word/2010/wordprocessingShape" xmlns:wpsCustomData="http://www.wps.cn/officeDocument/2013/wpsCustomData" mc:Ignorable="w14 wp14">
-  <w:abstractNum w:abstractNumId="0">
-    <w:nsid w:val="949BA052"/>
-    <w:multiLevelType w:val="multilevel"/>
-    <w:tmpl w:val="949BA052"/>
-    <w:lvl w:ilvl="0" w:tentative="0">
-      <w:start w:val="1"/>
-      <w:numFmt w:val="decimal"/>
-      <w:lvlText w:val="%1."/>
-      <w:lvlJc w:val="left"/>
-      <w:pPr>
-        <w:tabs>
-          <w:tab w:val="left" w:pos="720"/>
-        </w:tabs>
-        <w:ind w:left="720" w:hanging="360"/>
-      </w:pPr>
-      <w:rPr>
-        <w:sz w:val="24"/>
-        <w:szCs w:val="24"/>
-      </w:rPr>
-    </w:lvl>
-    <w:lvl w:ilvl="1" w:tentative="0">
-      <w:start w:val="1"/>
-      <w:numFmt w:val="decimal"/>
-      <w:lvlText w:val="%2."/>
-      <w:lvlJc w:val="left"/>
-      <w:pPr>
-        <w:tabs>
-          <w:tab w:val="left" w:pos="1440"/>
-        </w:tabs>
-        <w:ind w:left="1440" w:hanging="360"/>
-      </w:pPr>
-      <w:rPr>
-        <w:sz w:val="24"/>
-        <w:szCs w:val="24"/>
-      </w:rPr>
-    </w:lvl>
-    <w:lvl w:ilvl="2" w:tentative="0">
-      <w:start w:val="1"/>
-      <w:numFmt w:val="decimal"/>
-      <w:lvlText w:val="%3."/>
-      <w:lvlJc w:val="left"/>
-      <w:pPr>
-        <w:tabs>
-          <w:tab w:val="left" w:pos="2160"/>
-        </w:tabs>
-        <w:ind w:left="2160" w:hanging="360"/>
-      </w:pPr>
-      <w:rPr>
-        <w:sz w:val="24"/>
-        <w:szCs w:val="24"/>
-      </w:rPr>
-    </w:lvl>
-    <w:lvl w:ilvl="3" w:tentative="0">
-      <w:start w:val="1"/>
-      <w:numFmt w:val="decimal"/>
-      <w:lvlText w:val="%4."/>
-      <w:lvlJc w:val="left"/>
-      <w:pPr>
-        <w:tabs>
-          <w:tab w:val="left" w:pos="2517"/>
-        </w:tabs>
-        <w:ind w:left="2880" w:hanging="360"/>
-      </w:pPr>
-      <w:rPr>
-        <w:sz w:val="24"/>
-        <w:szCs w:val="24"/>
-      </w:rPr>
-    </w:lvl>
-    <w:lvl w:ilvl="4" w:tentative="0">
-      <w:start w:val="1"/>
-      <w:numFmt w:val="decimal"/>
-      <w:lvlText w:val="%5."/>
-      <w:lvlJc w:val="left"/>
-      <w:pPr>
-        <w:tabs>
-          <w:tab w:val="left" w:pos="3238"/>
-        </w:tabs>
-        <w:ind w:left="3600" w:hanging="360"/>
-      </w:pPr>
-      <w:rPr>
-        <w:sz w:val="24"/>
-        <w:szCs w:val="24"/>
-      </w:rPr>
-    </w:lvl>
-    <w:lvl w:ilvl="5" w:tentative="0">
-      <w:start w:val="1"/>
-      <w:numFmt w:val="decimal"/>
-      <w:lvlText w:val="%6."/>
-      <w:lvlJc w:val="left"/>
-      <w:pPr>
-        <w:tabs>
-          <w:tab w:val="left" w:pos="3958"/>
-        </w:tabs>
-        <w:ind w:left="4320" w:hanging="360"/>
-      </w:pPr>
-      <w:rPr>
-        <w:sz w:val="24"/>
-        <w:szCs w:val="24"/>
-      </w:rPr>
-    </w:lvl>
-    <w:lvl w:ilvl="6" w:tentative="0">
-      <w:start w:val="1"/>
-      <w:numFmt w:val="decimal"/>
-      <w:lvlText w:val="%7."/>
-      <w:lvlJc w:val="left"/>
-      <w:pPr>
-        <w:tabs>
-          <w:tab w:val="left" w:pos="4678"/>
-        </w:tabs>
-        <w:ind w:left="5040" w:hanging="360"/>
-      </w:pPr>
-      <w:rPr>
-        <w:sz w:val="24"/>
-        <w:szCs w:val="24"/>
-      </w:rPr>
-    </w:lvl>
-    <w:lvl w:ilvl="7" w:tentative="0">
-      <w:start w:val="1"/>
-      <w:numFmt w:val="decimal"/>
-      <w:lvlText w:val="%8."/>
-      <w:lvlJc w:val="left"/>
-      <w:pPr>
-        <w:tabs>
-          <w:tab w:val="left" w:pos="5398"/>
-        </w:tabs>
-        <w:ind w:left="5760" w:hanging="360"/>
-      </w:pPr>
-      <w:rPr>
-        <w:sz w:val="24"/>
-        <w:szCs w:val="24"/>
-      </w:rPr>
-    </w:lvl>
-    <w:lvl w:ilvl="8" w:tentative="0">
-      <w:start w:val="1"/>
-      <w:numFmt w:val="decimal"/>
-      <w:lvlText w:val="%9."/>
-      <w:lvlJc w:val="left"/>
-      <w:pPr>
-        <w:tabs>
-          <w:tab w:val="left" w:pos="6118"/>
-        </w:tabs>
-        <w:ind w:left="6480" w:hanging="360"/>
-      </w:pPr>
-      <w:rPr>
-        <w:sz w:val="24"/>
-        <w:szCs w:val="24"/>
-      </w:rPr>
-    </w:lvl>
-  </w:abstractNum>
-  <w:abstractNum w:abstractNumId="1">
-    <w:nsid w:val="34CF2477"/>
-    <w:multiLevelType w:val="multilevel"/>
-    <w:tmpl w:val="34CF2477"/>
-    <w:lvl w:ilvl="0" w:tentative="0">
-      <w:start w:val="1"/>
-      <w:numFmt w:val="decimal"/>
-      <w:lvlText w:val="%1."/>
-      <w:lvlJc w:val="left"/>
-      <w:pPr>
-        <w:tabs>
-          <w:tab w:val="left" w:pos="720"/>
-        </w:tabs>
-        <w:ind w:left="720" w:hanging="360"/>
-      </w:pPr>
-      <w:rPr>
-        <w:sz w:val="24"/>
-        <w:szCs w:val="24"/>
-      </w:rPr>
-    </w:lvl>
-    <w:lvl w:ilvl="1" w:tentative="0">
-      <w:start w:val="1"/>
-      <w:numFmt w:val="decimal"/>
-      <w:lvlText w:val="%2."/>
-      <w:lvlJc w:val="left"/>
-      <w:pPr>
-        <w:tabs>
-          <w:tab w:val="left" w:pos="1440"/>
-        </w:tabs>
-        <w:ind w:left="1440" w:hanging="360"/>
-      </w:pPr>
-      <w:rPr>
-        <w:sz w:val="24"/>
-        <w:szCs w:val="24"/>
-      </w:rPr>
-    </w:lvl>
-    <w:lvl w:ilvl="2" w:tentative="0">
-      <w:start w:val="1"/>
-      <w:numFmt w:val="decimal"/>
-      <w:lvlText w:val="%3."/>
-      <w:lvlJc w:val="left"/>
-      <w:pPr>
-        <w:tabs>
-          <w:tab w:val="left" w:pos="2160"/>
-        </w:tabs>
-        <w:ind w:left="2160" w:hanging="360"/>
-      </w:pPr>
-      <w:rPr>
-        <w:sz w:val="24"/>
-        <w:szCs w:val="24"/>
-      </w:rPr>
-    </w:lvl>
-    <w:lvl w:ilvl="3" w:tentative="0">
-      <w:start w:val="1"/>
-      <w:numFmt w:val="decimal"/>
-      <w:lvlText w:val="%4."/>
-      <w:lvlJc w:val="left"/>
-      <w:pPr>
-        <w:tabs>
-          <w:tab w:val="left" w:pos="2517"/>
-        </w:tabs>
-        <w:ind w:left="2880" w:hanging="360"/>
-      </w:pPr>
-      <w:rPr>
-        <w:sz w:val="24"/>
-        <w:szCs w:val="24"/>
-      </w:rPr>
-    </w:lvl>
-    <w:lvl w:ilvl="4" w:tentative="0">
-      <w:start w:val="1"/>
-      <w:numFmt w:val="decimal"/>
-      <w:lvlText w:val="%5."/>
-      <w:lvlJc w:val="left"/>
-      <w:pPr>
-        <w:tabs>
-          <w:tab w:val="left" w:pos="3238"/>
-        </w:tabs>
-        <w:ind w:left="3600" w:hanging="360"/>
-      </w:pPr>
-      <w:rPr>
-        <w:sz w:val="24"/>
-        <w:szCs w:val="24"/>
-      </w:rPr>
-    </w:lvl>
-    <w:lvl w:ilvl="5" w:tentative="0">
-      <w:start w:val="1"/>
-      <w:numFmt w:val="decimal"/>
-      <w:lvlText w:val="%6."/>
-      <w:lvlJc w:val="left"/>
-      <w:pPr>
-        <w:tabs>
-          <w:tab w:val="left" w:pos="3958"/>
-        </w:tabs>
-        <w:ind w:left="4320" w:hanging="360"/>
-      </w:pPr>
-      <w:rPr>
-        <w:sz w:val="24"/>
-        <w:szCs w:val="24"/>
-      </w:rPr>
-    </w:lvl>
-    <w:lvl w:ilvl="6" w:tentative="0">
-      <w:start w:val="1"/>
-      <w:numFmt w:val="decimal"/>
-      <w:lvlText w:val="%7."/>
-      <w:lvlJc w:val="left"/>
-      <w:pPr>
-        <w:tabs>
-          <w:tab w:val="left" w:pos="4678"/>
-        </w:tabs>
-        <w:ind w:left="5040" w:hanging="360"/>
-      </w:pPr>
-      <w:rPr>
-        <w:sz w:val="24"/>
-        <w:szCs w:val="24"/>
-      </w:rPr>
-    </w:lvl>
-    <w:lvl w:ilvl="7" w:tentative="0">
-      <w:start w:val="1"/>
-      <w:numFmt w:val="decimal"/>
-      <w:lvlText w:val="%8."/>
-      <w:lvlJc w:val="left"/>
-      <w:pPr>
-        <w:tabs>
-          <w:tab w:val="left" w:pos="5398"/>
-        </w:tabs>
-        <w:ind w:left="5760" w:hanging="360"/>
-      </w:pPr>
-      <w:rPr>
-        <w:sz w:val="24"/>
-        <w:szCs w:val="24"/>
-      </w:rPr>
-    </w:lvl>
-    <w:lvl w:ilvl="8" w:tentative="0">
-      <w:start w:val="1"/>
-      <w:numFmt w:val="decimal"/>
-      <w:lvlText w:val="%9."/>
-      <w:lvlJc w:val="left"/>
-      <w:pPr>
-        <w:tabs>
-          <w:tab w:val="left" w:pos="6118"/>
-        </w:tabs>
-        <w:ind w:left="6480" w:hanging="360"/>
-      </w:pPr>
-      <w:rPr>
-        <w:sz w:val="24"/>
-        <w:szCs w:val="24"/>
-      </w:rPr>
-    </w:lvl>
-  </w:abstractNum>
-  <w:abstractNum w:abstractNumId="2">
-    <w:nsid w:val="5315C383"/>
-    <w:multiLevelType w:val="multilevel"/>
-    <w:tmpl w:val="5315C383"/>
-    <w:lvl w:ilvl="0" w:tentative="0">
-      <w:start w:val="1"/>
-      <w:numFmt w:val="decimal"/>
-      <w:lvlText w:val="%1."/>
-      <w:lvlJc w:val="left"/>
-      <w:pPr>
-        <w:tabs>
-          <w:tab w:val="left" w:pos="720"/>
-        </w:tabs>
-        <w:ind w:left="720" w:hanging="360"/>
-      </w:pPr>
-      <w:rPr>
-        <w:sz w:val="24"/>
-        <w:szCs w:val="24"/>
-      </w:rPr>
-    </w:lvl>
-    <w:lvl w:ilvl="1" w:tentative="0">
-      <w:start w:val="1"/>
-      <w:numFmt w:val="decimal"/>
-      <w:lvlText w:val="%2."/>
-      <w:lvlJc w:val="left"/>
-      <w:pPr>
-        <w:tabs>
-          <w:tab w:val="left" w:pos="1440"/>
-        </w:tabs>
-        <w:ind w:left="1440" w:hanging="360"/>
-      </w:pPr>
-      <w:rPr>
-        <w:sz w:val="24"/>
-        <w:szCs w:val="24"/>
-      </w:rPr>
-    </w:lvl>
-    <w:lvl w:ilvl="2" w:tentative="0">
-      <w:start w:val="1"/>
-      <w:numFmt w:val="decimal"/>
-      <w:lvlText w:val="%3."/>
-      <w:lvlJc w:val="left"/>
-      <w:pPr>
-        <w:tabs>
-          <w:tab w:val="left" w:pos="2160"/>
-        </w:tabs>
-        <w:ind w:left="2160" w:hanging="360"/>
-      </w:pPr>
-      <w:rPr>
-        <w:sz w:val="24"/>
-        <w:szCs w:val="24"/>
-      </w:rPr>
-    </w:lvl>
-    <w:lvl w:ilvl="3" w:tentative="0">
-      <w:start w:val="1"/>
-      <w:numFmt w:val="decimal"/>
-      <w:lvlText w:val="%4."/>
-      <w:lvlJc w:val="left"/>
-      <w:pPr>
-        <w:tabs>
-          <w:tab w:val="left" w:pos="2517"/>
-        </w:tabs>
-        <w:ind w:left="2880" w:hanging="360"/>
-      </w:pPr>
-      <w:rPr>
-        <w:sz w:val="24"/>
-        <w:szCs w:val="24"/>
-      </w:rPr>
-    </w:lvl>
-    <w:lvl w:ilvl="4" w:tentative="0">
-      <w:start w:val="1"/>
-      <w:numFmt w:val="decimal"/>
-      <w:lvlText w:val="%5."/>
-      <w:lvlJc w:val="left"/>
-      <w:pPr>
-        <w:tabs>
-          <w:tab w:val="left" w:pos="3238"/>
-        </w:tabs>
-        <w:ind w:left="3600" w:hanging="360"/>
-      </w:pPr>
-      <w:rPr>
-        <w:sz w:val="24"/>
-        <w:szCs w:val="24"/>
-      </w:rPr>
-    </w:lvl>
-    <w:lvl w:ilvl="5" w:tentative="0">
-      <w:start w:val="1"/>
-      <w:numFmt w:val="decimal"/>
-      <w:lvlText w:val="%6."/>
-      <w:lvlJc w:val="left"/>
-      <w:pPr>
-        <w:tabs>
-          <w:tab w:val="left" w:pos="3958"/>
-        </w:tabs>
-        <w:ind w:left="4320" w:hanging="360"/>
-      </w:pPr>
-      <w:rPr>
-        <w:sz w:val="24"/>
-        <w:szCs w:val="24"/>
-      </w:rPr>
-    </w:lvl>
-    <w:lvl w:ilvl="6" w:tentative="0">
-      <w:start w:val="1"/>
-      <w:numFmt w:val="decimal"/>
-      <w:lvlText w:val="%7."/>
-      <w:lvlJc w:val="left"/>
-      <w:pPr>
-        <w:tabs>
-          <w:tab w:val="left" w:pos="4678"/>
-        </w:tabs>
-        <w:ind w:left="5040" w:hanging="360"/>
-      </w:pPr>
-      <w:rPr>
-        <w:sz w:val="24"/>
-        <w:szCs w:val="24"/>
-      </w:rPr>
-    </w:lvl>
-    <w:lvl w:ilvl="7" w:tentative="0">
-      <w:start w:val="1"/>
-      <w:numFmt w:val="decimal"/>
-      <w:lvlText w:val="%8."/>
-      <w:lvlJc w:val="left"/>
-      <w:pPr>
-        <w:tabs>
-          <w:tab w:val="left" w:pos="5398"/>
-        </w:tabs>
-        <w:ind w:left="5760" w:hanging="360"/>
-      </w:pPr>
-      <w:rPr>
-        <w:sz w:val="24"/>
-        <w:szCs w:val="24"/>
-      </w:rPr>
-    </w:lvl>
-    <w:lvl w:ilvl="8" w:tentative="0">
-      <w:start w:val="1"/>
-      <w:numFmt w:val="decimal"/>
-      <w:lvlText w:val="%9."/>
-      <w:lvlJc w:val="left"/>
-      <w:pPr>
-        <w:tabs>
-          <w:tab w:val="left" w:pos="6118"/>
-        </w:tabs>
-        <w:ind w:left="6480" w:hanging="360"/>
-      </w:pPr>
-      <w:rPr>
-        <w:sz w:val="24"/>
-        <w:szCs w:val="24"/>
-      </w:rPr>
-    </w:lvl>
-  </w:abstractNum>
-  <w:num w:numId="1">
-    <w:abstractNumId w:val="0"/>
-  </w:num>
-  <w:num w:numId="2">
-    <w:abstractNumId w:val="2"/>
-  </w:num>
-  <w:num w:numId="3">
-    <w:abstractNumId w:val="1"/>
-  </w:num>
-</w:numbering>
 </file>
 
 <file path=word/styles.xml><?xml version="1.0" encoding="utf-8"?>
